--- a/EXPERIMENT NO details.docx
+++ b/EXPERIMENT NO details.docx
@@ -16771,6 +16771,2605 @@
         <w:t>dir</w:t>
       </w:r>
       <w:proofErr w:type="spellEnd"/>
+    </w:p>
+    <w:p>
+      <w:r>
+        <w:t xml:space="preserve">Perfect </w:t>
+      </w:r>
+      <w:r>
+        <w:rPr>
+          <w:rFonts w:ascii="Segoe UI Emoji" w:hAnsi="Segoe UI Emoji" w:cs="Segoe UI Emoji"/>
+        </w:rPr>
+        <w:t>👍</w:t>
+      </w:r>
+    </w:p>
+    <w:p>
+      <w:r>
+        <w:t xml:space="preserve">This is a </w:t>
+      </w:r>
+      <w:r>
+        <w:rPr>
+          <w:b/>
+          <w:bCs/>
+        </w:rPr>
+        <w:t>very common GitHub error</w:t>
+      </w:r>
+      <w:r>
+        <w:t xml:space="preserve"> and it means:</w:t>
+      </w:r>
+    </w:p>
+    <w:p>
+      <w:r>
+        <w:t>GitHub repository has changes</w:t>
+      </w:r>
+      <w:r>
+        <w:br/>
+        <w:t>(Local machine does not have them)</w:t>
+      </w:r>
+    </w:p>
+    <w:p>
+      <w:r>
+        <w:t>Most likely you created or edited something directly on GitHub such as:</w:t>
+      </w:r>
+    </w:p>
+    <w:p>
+      <w:r>
+        <w:rPr>
+          <w:rFonts w:ascii="Segoe UI Emoji" w:hAnsi="Segoe UI Emoji" w:cs="Segoe UI Emoji"/>
+        </w:rPr>
+        <w:t>✅</w:t>
+      </w:r>
+      <w:r>
+        <w:t xml:space="preserve"> README.md</w:t>
+      </w:r>
+    </w:p>
+    <w:p>
+      <w:r>
+        <w:t>or</w:t>
+      </w:r>
+    </w:p>
+    <w:p>
+      <w:r>
+        <w:rPr>
+          <w:rFonts w:ascii="Segoe UI Emoji" w:hAnsi="Segoe UI Emoji" w:cs="Segoe UI Emoji"/>
+        </w:rPr>
+        <w:t>✅</w:t>
+      </w:r>
+      <w:r>
+        <w:t xml:space="preserve"> </w:t>
+      </w:r>
+      <w:proofErr w:type="spellStart"/>
+      <w:r>
+        <w:t>Procfile</w:t>
+      </w:r>
+      <w:proofErr w:type="spellEnd"/>
+    </w:p>
+    <w:p>
+      <w:r>
+        <w:t>or</w:t>
+      </w:r>
+    </w:p>
+    <w:p>
+      <w:r>
+        <w:rPr>
+          <w:rFonts w:ascii="Segoe UI Emoji" w:hAnsi="Segoe UI Emoji" w:cs="Segoe UI Emoji"/>
+        </w:rPr>
+        <w:t>✅</w:t>
+      </w:r>
+      <w:r>
+        <w:t xml:space="preserve"> Any file through GitHub web interface</w:t>
+      </w:r>
+    </w:p>
+    <w:p>
+      <w:r>
+        <w:pict w14:anchorId="3D75EA42">
+          <v:rect id="_x0000_i2613" style="width:0;height:1.5pt" o:hralign="center" o:hrstd="t" o:hr="t" fillcolor="#a0a0a0" stroked="f"/>
+        </w:pict>
+      </w:r>
+    </w:p>
+    <w:p>
+      <w:pPr>
+        <w:rPr>
+          <w:b/>
+          <w:bCs/>
+        </w:rPr>
+      </w:pPr>
+      <w:r>
+        <w:rPr>
+          <w:b/>
+          <w:bCs/>
+        </w:rPr>
+        <w:t>Why Error Occurred</w:t>
+      </w:r>
+    </w:p>
+    <w:p>
+      <w:r>
+        <w:t>Git says:</w:t>
+      </w:r>
+    </w:p>
+    <w:p>
+      <w:r>
+        <w:lastRenderedPageBreak/>
+        <w:t>Remote repository is ahead of local repository.</w:t>
+      </w:r>
+    </w:p>
+    <w:p>
+      <w:r>
+        <w:t>Current situation:</w:t>
+      </w:r>
+    </w:p>
+    <w:p>
+      <w:r>
+        <w:t>Local PC</w:t>
+      </w:r>
+      <w:r>
+        <w:br/>
+        <w:t xml:space="preserve">     ↓</w:t>
+      </w:r>
+      <w:r>
+        <w:br/>
+        <w:t>Older Version</w:t>
+      </w:r>
+      <w:r>
+        <w:br/>
+      </w:r>
+      <w:r>
+        <w:br/>
+        <w:t>GitHub</w:t>
+      </w:r>
+      <w:r>
+        <w:br/>
+        <w:t xml:space="preserve">     ↓</w:t>
+      </w:r>
+      <w:r>
+        <w:br/>
+        <w:t>Newer Version</w:t>
+      </w:r>
+    </w:p>
+    <w:p>
+      <w:r>
+        <w:t>Git will not overwrite GitHub files automatically.</w:t>
+      </w:r>
+    </w:p>
+    <w:p>
+      <w:r>
+        <w:pict w14:anchorId="6FA8C775">
+          <v:rect id="_x0000_i2614" style="width:0;height:1.5pt" o:hralign="center" o:hrstd="t" o:hr="t" fillcolor="#a0a0a0" stroked="f"/>
+        </w:pict>
+      </w:r>
+    </w:p>
+    <w:p>
+      <w:pPr>
+        <w:rPr>
+          <w:b/>
+          <w:bCs/>
+        </w:rPr>
+      </w:pPr>
+      <w:r>
+        <w:rPr>
+          <w:b/>
+          <w:bCs/>
+        </w:rPr>
+        <w:t>Solution</w:t>
+      </w:r>
+    </w:p>
+    <w:p>
+      <w:pPr>
+        <w:rPr>
+          <w:b/>
+          <w:bCs/>
+        </w:rPr>
+      </w:pPr>
+      <w:r>
+        <w:rPr>
+          <w:b/>
+          <w:bCs/>
+        </w:rPr>
+        <w:t>Step 1: Pull Latest Changes</w:t>
+      </w:r>
+    </w:p>
+    <w:p>
+      <w:r>
+        <w:t>Run:</w:t>
+      </w:r>
+    </w:p>
+    <w:p>
+      <w:r>
+        <w:t>git pull origin main --allow-unrelated-histories</w:t>
+      </w:r>
+    </w:p>
+    <w:p>
+      <w:r>
+        <w:t>Expected:</w:t>
+      </w:r>
+    </w:p>
+    <w:p>
+      <w:r>
+        <w:t>Merge made by recursive strategy</w:t>
+      </w:r>
+    </w:p>
+    <w:p>
+      <w:r>
+        <w:t>or</w:t>
+      </w:r>
+    </w:p>
+    <w:p>
+      <w:r>
+        <w:t>Already up to date</w:t>
+      </w:r>
+    </w:p>
+    <w:p>
+      <w:r>
+        <w:pict w14:anchorId="38F8B968">
+          <v:rect id="_x0000_i2615" style="width:0;height:1.5pt" o:hralign="center" o:hrstd="t" o:hr="t" fillcolor="#a0a0a0" stroked="f"/>
+        </w:pict>
+      </w:r>
+    </w:p>
+    <w:p>
+      <w:pPr>
+        <w:rPr>
+          <w:b/>
+          <w:bCs/>
+        </w:rPr>
+      </w:pPr>
+      <w:r>
+        <w:rPr>
+          <w:b/>
+          <w:bCs/>
+        </w:rPr>
+        <w:t>Possible Merge Conflict</w:t>
+      </w:r>
+    </w:p>
+    <w:p>
+      <w:r>
+        <w:t>If Git shows:</w:t>
+      </w:r>
+    </w:p>
+    <w:p>
+      <w:r>
+        <w:t>CONFLICT</w:t>
+      </w:r>
+    </w:p>
+    <w:p>
+      <w:r>
+        <w:t>Don't panic.</w:t>
+      </w:r>
+    </w:p>
+    <w:p>
+      <w:r>
+        <w:t>Send me the output.</w:t>
+      </w:r>
+    </w:p>
+    <w:p>
+      <w:r>
+        <w:t>I'll tell you exactly what to do.</w:t>
+      </w:r>
+    </w:p>
+    <w:p>
+      <w:r>
+        <w:pict w14:anchorId="38EDA5D2">
+          <v:rect id="_x0000_i2616" style="width:0;height:1.5pt" o:hralign="center" o:hrstd="t" o:hr="t" fillcolor="#a0a0a0" stroked="f"/>
+        </w:pict>
+      </w:r>
+    </w:p>
+    <w:p>
+      <w:pPr>
+        <w:rPr>
+          <w:b/>
+          <w:bCs/>
+        </w:rPr>
+      </w:pPr>
+      <w:r>
+        <w:rPr>
+          <w:b/>
+          <w:bCs/>
+        </w:rPr>
+        <w:t>Step 2: Check Status</w:t>
+      </w:r>
+    </w:p>
+    <w:p>
+      <w:r>
+        <w:t>Run:</w:t>
+      </w:r>
+    </w:p>
+    <w:p>
+      <w:r>
+        <w:t>git status</w:t>
+      </w:r>
+    </w:p>
+    <w:p>
+      <w:r>
+        <w:lastRenderedPageBreak/>
+        <w:t>Expected:</w:t>
+      </w:r>
+    </w:p>
+    <w:p>
+      <w:r>
+        <w:t>working tree clean</w:t>
+      </w:r>
+    </w:p>
+    <w:p>
+      <w:r>
+        <w:pict w14:anchorId="0FFF375E">
+          <v:rect id="_x0000_i2617" style="width:0;height:1.5pt" o:hralign="center" o:hrstd="t" o:hr="t" fillcolor="#a0a0a0" stroked="f"/>
+        </w:pict>
+      </w:r>
+    </w:p>
+    <w:p>
+      <w:pPr>
+        <w:rPr>
+          <w:b/>
+          <w:bCs/>
+        </w:rPr>
+      </w:pPr>
+      <w:r>
+        <w:rPr>
+          <w:b/>
+          <w:bCs/>
+        </w:rPr>
+        <w:t>Step 3: Push Again</w:t>
+      </w:r>
+    </w:p>
+    <w:p>
+      <w:r>
+        <w:t>Run:</w:t>
+      </w:r>
+    </w:p>
+    <w:p>
+      <w:r>
+        <w:t>git push origin main</w:t>
+      </w:r>
+    </w:p>
+    <w:p>
+      <w:r>
+        <w:t>Expected:</w:t>
+      </w:r>
+    </w:p>
+    <w:p>
+      <w:r>
+        <w:t>Enumerating objects</w:t>
+      </w:r>
+      <w:r>
+        <w:br/>
+        <w:t>Writing objects</w:t>
+      </w:r>
+      <w:r>
+        <w:br/>
+        <w:t>To github.com</w:t>
+      </w:r>
+    </w:p>
+    <w:p>
+      <w:r>
+        <w:t xml:space="preserve">Success </w:t>
+      </w:r>
+      <w:r>
+        <w:rPr>
+          <w:rFonts w:ascii="Segoe UI Emoji" w:hAnsi="Segoe UI Emoji" w:cs="Segoe UI Emoji"/>
+        </w:rPr>
+        <w:t>✅</w:t>
+      </w:r>
+    </w:p>
+    <w:p>
+      <w:r>
+        <w:pict w14:anchorId="4CFBCEF7">
+          <v:rect id="_x0000_i2618" style="width:0;height:1.5pt" o:hralign="center" o:hrstd="t" o:hr="t" fillcolor="#a0a0a0" stroked="f"/>
+        </w:pict>
+      </w:r>
+    </w:p>
+    <w:p>
+      <w:pPr>
+        <w:rPr>
+          <w:b/>
+          <w:bCs/>
+        </w:rPr>
+      </w:pPr>
+      <w:r>
+        <w:rPr>
+          <w:b/>
+          <w:bCs/>
+        </w:rPr>
+        <w:t>Alternative (Only if Pull Fails)</w:t>
+      </w:r>
+    </w:p>
+    <w:p>
+      <w:r>
+        <w:t>If you are sure GitHub contains only README and your local project is correct:</w:t>
+      </w:r>
+    </w:p>
+    <w:p>
+      <w:r>
+        <w:t>git push origin main --force</w:t>
+      </w:r>
+    </w:p>
+    <w:p>
+      <w:r>
+        <w:rPr>
+          <w:rFonts w:ascii="Segoe UI Emoji" w:hAnsi="Segoe UI Emoji" w:cs="Segoe UI Emoji"/>
+        </w:rPr>
+        <w:t>⚠️</w:t>
+      </w:r>
+      <w:r>
+        <w:t xml:space="preserve"> Do NOT use this yet.</w:t>
+      </w:r>
+    </w:p>
+    <w:p>
+      <w:r>
+        <w:t>Use:</w:t>
+      </w:r>
+    </w:p>
+    <w:p>
+      <w:r>
+        <w:t>git pull origin main --allow-unrelated-histories</w:t>
+      </w:r>
+    </w:p>
+    <w:p>
+      <w:r>
+        <w:t>first.</w:t>
+      </w:r>
+    </w:p>
+    <w:p>
+      <w:r>
+        <w:pict w14:anchorId="733FADF2">
+          <v:rect id="_x0000_i2619" style="width:0;height:1.5pt" o:hralign="center" o:hrstd="t" o:hr="t" fillcolor="#a0a0a0" stroked="f"/>
+        </w:pict>
+      </w:r>
+    </w:p>
+    <w:p>
+      <w:pPr>
+        <w:rPr>
+          <w:b/>
+          <w:bCs/>
+        </w:rPr>
+      </w:pPr>
+      <w:r>
+        <w:rPr>
+          <w:b/>
+          <w:bCs/>
+        </w:rPr>
+        <w:t>Please Run</w:t>
+      </w:r>
+    </w:p>
+    <w:p>
+      <w:r>
+        <w:t>git pull origin main --allow-unrelated-histories</w:t>
+      </w:r>
+    </w:p>
+    <w:p>
+      <w:r>
+        <w:t>and paste the complete output here.</w:t>
+      </w:r>
+    </w:p>
+    <w:p>
+      <w:r>
+        <w:t xml:space="preserve">Then I'll guide you to the next step and verify that </w:t>
+      </w:r>
+      <w:proofErr w:type="spellStart"/>
+      <w:r>
+        <w:t>Procfile</w:t>
+      </w:r>
+      <w:proofErr w:type="spellEnd"/>
+      <w:r>
+        <w:t xml:space="preserve"> and requirements.txt are correctly uploaded before Render deployment.</w:t>
+      </w:r>
+    </w:p>
+    <w:p>
+      <w:r>
+        <w:lastRenderedPageBreak/>
+        <mc:AlternateContent>
+          <mc:Choice Requires="wps">
+            <w:drawing>
+              <wp:inline distT="0" distB="0" distL="0" distR="0" wp14:anchorId="6D012368" wp14:editId="36D41547">
+                <wp:extent cx="18288000" cy="10744200"/>
+                <wp:effectExtent l="0" t="0" r="0" b="0"/>
+                <wp:docPr id="298736309" name="Rectangle 4"/>
+                <wp:cNvGraphicFramePr>
+                  <a:graphicFrameLocks xmlns:a="http://schemas.openxmlformats.org/drawingml/2006/main" noChangeAspect="1"/>
+                </wp:cNvGraphicFramePr>
+                <a:graphic xmlns:a="http://schemas.openxmlformats.org/drawingml/2006/main">
+                  <a:graphicData uri="http://schemas.microsoft.com/office/word/2010/wordprocessingShape">
+                    <wps:wsp>
+                      <wps:cNvSpPr>
+                        <a:spLocks noChangeAspect="1" noChangeArrowheads="1"/>
+                      </wps:cNvSpPr>
+                      <wps:spPr bwMode="auto">
+                        <a:xfrm>
+                          <a:off x="0" y="0"/>
+                          <a:ext cx="18288000" cy="10744200"/>
+                        </a:xfrm>
+                        <a:prstGeom prst="rect">
+                          <a:avLst/>
+                        </a:prstGeom>
+                        <a:noFill/>
+                        <a:ln>
+                          <a:noFill/>
+                        </a:ln>
+                        <a:extLst>
+                          <a:ext uri="{909E8E84-426E-40DD-AFC4-6F175D3DCCD1}">
+                            <a14:hiddenFill xmlns:a14="http://schemas.microsoft.com/office/drawing/2010/main">
+                              <a:solidFill>
+                                <a:srgbClr val="FFFFFF"/>
+                              </a:solidFill>
+                            </a14:hiddenFill>
+                          </a:ext>
+                          <a:ext uri="{91240B29-F687-4F45-9708-019B960494DF}">
+                            <a14:hiddenLine xmlns:a14="http://schemas.microsoft.com/office/drawing/2010/main" w="9525">
+                              <a:solidFill>
+                                <a:srgbClr val="000000"/>
+                              </a:solidFill>
+                              <a:miter lim="800000"/>
+                              <a:headEnd/>
+                              <a:tailEnd/>
+                            </a14:hiddenLine>
+                          </a:ext>
+                        </a:extLst>
+                      </wps:spPr>
+                      <wps:bodyPr rot="0" vert="horz" wrap="square" lIns="91440" tIns="45720" rIns="91440" bIns="45720" anchor="t" anchorCtr="0" upright="1">
+                        <a:noAutofit/>
+                      </wps:bodyPr>
+                    </wps:wsp>
+                  </a:graphicData>
+                </a:graphic>
+              </wp:inline>
+            </w:drawing>
+          </mc:Choice>
+          <mc:Fallback>
+            <w:pict>
+              <v:rect w14:anchorId="4CED9D4C" id="Rectangle 4" o:spid="_x0000_s1026" style="width:20in;height:846pt;visibility:visible;mso-wrap-style:square;mso-left-percent:-10001;mso-top-percent:-10001;mso-position-horizontal:absolute;mso-position-horizontal-relative:char;mso-position-vertical:absolute;mso-position-vertical-relative:line;mso-left-percent:-10001;mso-top-percent:-10001;v-text-anchor:top" o:gfxdata="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" filled="f" stroked="f">
+                <o:lock v:ext="edit" aspectratio="t"/>
+                <w10:anchorlock/>
+              </v:rect>
+            </w:pict>
+          </mc:Fallback>
+        </mc:AlternateContent>
+      </w:r>
+    </w:p>
+    <w:p>
+      <w:r>
+        <w:lastRenderedPageBreak/>
+        <w:t xml:space="preserve">You are very close. </w:t>
+      </w:r>
+      <w:r>
+        <w:rPr>
+          <w:rFonts w:ascii="Segoe UI Emoji" w:hAnsi="Segoe UI Emoji" w:cs="Segoe UI Emoji"/>
+        </w:rPr>
+        <w:t>👍</w:t>
+      </w:r>
+    </w:p>
+    <w:p>
+      <w:r>
+        <w:t>The command:</w:t>
+      </w:r>
+    </w:p>
+    <w:p>
+      <w:r>
+        <w:t>git pull origin main --allow-unrelated-histories</w:t>
+      </w:r>
+    </w:p>
+    <w:p>
+      <w:r>
+        <w:t xml:space="preserve">has completed successfully, but Git is waiting for you to </w:t>
+      </w:r>
+      <w:r>
+        <w:rPr>
+          <w:b/>
+          <w:bCs/>
+        </w:rPr>
+        <w:t>confirm the merge commit message</w:t>
+      </w:r>
+      <w:r>
+        <w:t>.</w:t>
+      </w:r>
+    </w:p>
+    <w:p>
+      <w:r>
+        <w:t>From your screenshot I can see VS Code opened:</w:t>
+      </w:r>
+    </w:p>
+    <w:p>
+      <w:r>
+        <w:t>MERGE_MSG</w:t>
+      </w:r>
+    </w:p>
+    <w:p>
+      <w:r>
+        <w:t>and terminal shows:</w:t>
+      </w:r>
+    </w:p>
+    <w:p>
+      <w:r>
+        <w:t>hint: Waiting for your editor to close the file...</w:t>
+      </w:r>
+    </w:p>
+    <w:p>
+      <w:r>
+        <w:t>This means Git is paused and waiting.</w:t>
+      </w:r>
+    </w:p>
+    <w:p>
+      <w:r>
+        <w:pict w14:anchorId="5FB84EC8">
+          <v:rect id="_x0000_i2621" style="width:0;height:1.5pt" o:hralign="center" o:hrstd="t" o:hr="t" fillcolor="#a0a0a0" stroked="f"/>
+        </w:pict>
+      </w:r>
+    </w:p>
+    <w:p>
+      <w:pPr>
+        <w:rPr>
+          <w:b/>
+          <w:bCs/>
+        </w:rPr>
+      </w:pPr>
+      <w:r>
+        <w:rPr>
+          <w:b/>
+          <w:bCs/>
+        </w:rPr>
+        <w:t>Option 1 (Recommended)</w:t>
+      </w:r>
+    </w:p>
+    <w:p>
+      <w:r>
+        <w:t>In VS Code:</w:t>
+      </w:r>
+    </w:p>
+    <w:p>
+      <w:r>
+        <w:t xml:space="preserve">Click the blue </w:t>
+      </w:r>
+      <w:r>
+        <w:rPr>
+          <w:b/>
+          <w:bCs/>
+        </w:rPr>
+        <w:t>Commit</w:t>
+      </w:r>
+      <w:r>
+        <w:t xml:space="preserve"> button visible on the right side of the editor.</w:t>
+      </w:r>
+    </w:p>
+    <w:p>
+      <w:r>
+        <w:t>OR</w:t>
+      </w:r>
+    </w:p>
+    <w:p>
+      <w:r>
+        <w:t>Press:</w:t>
+      </w:r>
+    </w:p>
+    <w:p>
+      <w:r>
+        <w:t>Ctrl + S</w:t>
+      </w:r>
+    </w:p>
+    <w:p>
+      <w:r>
+        <w:t>Save the file.</w:t>
+      </w:r>
+    </w:p>
+    <w:p>
+      <w:r>
+        <w:t xml:space="preserve">Then close the </w:t>
+      </w:r>
+      <w:r>
+        <w:rPr>
+          <w:b/>
+          <w:bCs/>
+        </w:rPr>
+        <w:t>MERGE_MSG</w:t>
+      </w:r>
+      <w:r>
+        <w:t xml:space="preserve"> tab.</w:t>
+      </w:r>
+    </w:p>
+    <w:p>
+      <w:r>
+        <w:t>Git will automatically finish the merge.</w:t>
+      </w:r>
+    </w:p>
+    <w:p>
+      <w:r>
+        <w:pict w14:anchorId="3CB32E31">
+          <v:rect id="_x0000_i2622" style="width:0;height:1.5pt" o:hralign="center" o:hrstd="t" o:hr="t" fillcolor="#a0a0a0" stroked="f"/>
+        </w:pict>
+      </w:r>
+    </w:p>
+    <w:p>
+      <w:pPr>
+        <w:rPr>
+          <w:b/>
+          <w:bCs/>
+        </w:rPr>
+      </w:pPr>
+      <w:r>
+        <w:rPr>
+          <w:b/>
+          <w:bCs/>
+        </w:rPr>
+        <w:t>Option 2</w:t>
+      </w:r>
+    </w:p>
+    <w:p>
+      <w:r>
+        <w:t>Keep the default message:</w:t>
+      </w:r>
+    </w:p>
+    <w:p>
+      <w:r>
+        <w:t>Merge branch 'main' of https://github.com/rahulnawkhare/rahul-irisdataset-random</w:t>
+      </w:r>
+    </w:p>
+    <w:p>
+      <w:r>
+        <w:t>No need to edit anything.</w:t>
+      </w:r>
+    </w:p>
+    <w:p>
+      <w:r>
+        <w:t>Just:</w:t>
+      </w:r>
+    </w:p>
+    <w:p>
+      <w:r>
+        <w:t>Save</w:t>
+      </w:r>
+      <w:r>
+        <w:br/>
+        <w:t>Close MERGE_MSG</w:t>
+      </w:r>
+    </w:p>
+    <w:p>
+      <w:r>
+        <w:lastRenderedPageBreak/>
+        <w:pict w14:anchorId="40FFD7FB">
+          <v:rect id="_x0000_i2623" style="width:0;height:1.5pt" o:hralign="center" o:hrstd="t" o:hr="t" fillcolor="#a0a0a0" stroked="f"/>
+        </w:pict>
+      </w:r>
+    </w:p>
+    <w:p>
+      <w:pPr>
+        <w:rPr>
+          <w:b/>
+          <w:bCs/>
+        </w:rPr>
+      </w:pPr>
+      <w:r>
+        <w:rPr>
+          <w:b/>
+          <w:bCs/>
+        </w:rPr>
+        <w:t>Verify Merge Completed</w:t>
+      </w:r>
+    </w:p>
+    <w:p>
+      <w:r>
+        <w:t>After closing the file, terminal should return to:</w:t>
+      </w:r>
+    </w:p>
+    <w:p>
+      <w:r>
+        <w:t>PS C:\Users\...</w:t>
+      </w:r>
+    </w:p>
+    <w:p>
+      <w:r>
+        <w:t>Then run:</w:t>
+      </w:r>
+    </w:p>
+    <w:p>
+      <w:r>
+        <w:t>git status</w:t>
+      </w:r>
+    </w:p>
+    <w:p>
+      <w:r>
+        <w:t>Expected:</w:t>
+      </w:r>
+    </w:p>
+    <w:p>
+      <w:r>
+        <w:t>On branch main</w:t>
+      </w:r>
+      <w:r>
+        <w:br/>
+        <w:t>nothing to commit, working tree clean</w:t>
+      </w:r>
+    </w:p>
+    <w:p>
+      <w:r>
+        <w:pict w14:anchorId="320D8B48">
+          <v:rect id="_x0000_i2624" style="width:0;height:1.5pt" o:hralign="center" o:hrstd="t" o:hr="t" fillcolor="#a0a0a0" stroked="f"/>
+        </w:pict>
+      </w:r>
+    </w:p>
+    <w:p>
+      <w:pPr>
+        <w:rPr>
+          <w:b/>
+          <w:bCs/>
+        </w:rPr>
+      </w:pPr>
+      <w:r>
+        <w:rPr>
+          <w:b/>
+          <w:bCs/>
+        </w:rPr>
+        <w:t>Push to GitHub</w:t>
+      </w:r>
+    </w:p>
+    <w:p>
+      <w:r>
+        <w:t>Now run:</w:t>
+      </w:r>
+    </w:p>
+    <w:p>
+      <w:r>
+        <w:t>git push origin main</w:t>
+      </w:r>
+    </w:p>
+    <w:p>
+      <w:r>
+        <w:t>Expected:</w:t>
+      </w:r>
+    </w:p>
+    <w:p>
+      <w:r>
+        <w:t>Enumerating objects...</w:t>
+      </w:r>
+      <w:r>
+        <w:br/>
+        <w:t>Writing objects...</w:t>
+      </w:r>
+      <w:r>
+        <w:br/>
+        <w:t>To https://github.com/rahulnawkhare/rahul-irisdataset-random.git</w:t>
+      </w:r>
+    </w:p>
+    <w:p>
+      <w:r>
+        <w:t xml:space="preserve">Success </w:t>
+      </w:r>
+      <w:r>
+        <w:rPr>
+          <w:rFonts w:ascii="Segoe UI Emoji" w:hAnsi="Segoe UI Emoji" w:cs="Segoe UI Emoji"/>
+        </w:rPr>
+        <w:t>✅</w:t>
+      </w:r>
+    </w:p>
+    <w:p>
+      <w:r>
+        <w:pict w14:anchorId="4CA50D7E">
+          <v:rect id="_x0000_i2625" style="width:0;height:1.5pt" o:hralign="center" o:hrstd="t" o:hr="t" fillcolor="#a0a0a0" stroked="f"/>
+        </w:pict>
+      </w:r>
+    </w:p>
+    <w:p>
+      <w:pPr>
+        <w:rPr>
+          <w:b/>
+          <w:bCs/>
+        </w:rPr>
+      </w:pPr>
+      <w:r>
+        <w:rPr>
+          <w:b/>
+          <w:bCs/>
+        </w:rPr>
+        <w:t>After Push Verify Repository</w:t>
+      </w:r>
+    </w:p>
+    <w:p>
+      <w:r>
+        <w:t>GitHub should contain:</w:t>
+      </w:r>
+    </w:p>
+    <w:p>
+      <w:proofErr w:type="spellStart"/>
+      <w:r>
+        <w:t>Iris_Flower_API</w:t>
+      </w:r>
+      <w:proofErr w:type="spellEnd"/>
+      <w:r>
+        <w:br/>
+        <w:t>│</w:t>
+      </w:r>
+      <w:r>
+        <w:br/>
+      </w:r>
+      <w:r>
+        <w:rPr>
+          <w:rFonts w:ascii="MS Gothic" w:eastAsia="MS Gothic" w:hAnsi="MS Gothic" w:cs="MS Gothic" w:hint="eastAsia"/>
+        </w:rPr>
+        <w:t>├</w:t>
+      </w:r>
+      <w:r>
+        <w:rPr>
+          <w:rFonts w:ascii="Aptos" w:hAnsi="Aptos" w:cs="Aptos"/>
+        </w:rPr>
+        <w:t>──</w:t>
+      </w:r>
+      <w:r>
+        <w:t xml:space="preserve"> app.py</w:t>
+      </w:r>
+      <w:r>
+        <w:br/>
+      </w:r>
+      <w:r>
+        <w:rPr>
+          <w:rFonts w:ascii="MS Gothic" w:eastAsia="MS Gothic" w:hAnsi="MS Gothic" w:cs="MS Gothic" w:hint="eastAsia"/>
+        </w:rPr>
+        <w:t>├</w:t>
+      </w:r>
+      <w:r>
+        <w:rPr>
+          <w:rFonts w:ascii="Aptos" w:hAnsi="Aptos" w:cs="Aptos"/>
+        </w:rPr>
+        <w:t>──</w:t>
+      </w:r>
+      <w:r>
+        <w:t xml:space="preserve"> train.py</w:t>
+      </w:r>
+      <w:r>
+        <w:br/>
+      </w:r>
+      <w:r>
+        <w:rPr>
+          <w:rFonts w:ascii="MS Gothic" w:eastAsia="MS Gothic" w:hAnsi="MS Gothic" w:cs="MS Gothic" w:hint="eastAsia"/>
+        </w:rPr>
+        <w:t>├</w:t>
+      </w:r>
+      <w:r>
+        <w:rPr>
+          <w:rFonts w:ascii="Aptos" w:hAnsi="Aptos" w:cs="Aptos"/>
+        </w:rPr>
+        <w:t>──</w:t>
+      </w:r>
+      <w:r>
+        <w:t xml:space="preserve"> </w:t>
+      </w:r>
+      <w:proofErr w:type="spellStart"/>
+      <w:r>
+        <w:t>iris_model.pkl</w:t>
+      </w:r>
+      <w:proofErr w:type="spellEnd"/>
+      <w:r>
+        <w:br/>
+      </w:r>
+      <w:r>
+        <w:rPr>
+          <w:rFonts w:ascii="MS Gothic" w:eastAsia="MS Gothic" w:hAnsi="MS Gothic" w:cs="MS Gothic" w:hint="eastAsia"/>
+        </w:rPr>
+        <w:t>├</w:t>
+      </w:r>
+      <w:r>
+        <w:rPr>
+          <w:rFonts w:ascii="Aptos" w:hAnsi="Aptos" w:cs="Aptos"/>
+        </w:rPr>
+        <w:t>──</w:t>
+      </w:r>
+      <w:r>
+        <w:t xml:space="preserve"> requirements.txt</w:t>
+      </w:r>
+      <w:r>
+        <w:br/>
+      </w:r>
+      <w:r>
+        <w:rPr>
+          <w:rFonts w:ascii="MS Gothic" w:eastAsia="MS Gothic" w:hAnsi="MS Gothic" w:cs="MS Gothic" w:hint="eastAsia"/>
+        </w:rPr>
+        <w:t>├</w:t>
+      </w:r>
+      <w:r>
+        <w:rPr>
+          <w:rFonts w:ascii="Aptos" w:hAnsi="Aptos" w:cs="Aptos"/>
+        </w:rPr>
+        <w:t>──</w:t>
+      </w:r>
+      <w:r>
+        <w:t xml:space="preserve"> </w:t>
+      </w:r>
+      <w:proofErr w:type="spellStart"/>
+      <w:r>
+        <w:t>Dockerfile</w:t>
+      </w:r>
+      <w:proofErr w:type="spellEnd"/>
+      <w:r>
+        <w:br/>
+      </w:r>
+      <w:r>
+        <w:rPr>
+          <w:rFonts w:ascii="MS Gothic" w:eastAsia="MS Gothic" w:hAnsi="MS Gothic" w:cs="MS Gothic" w:hint="eastAsia"/>
+        </w:rPr>
+        <w:t>├</w:t>
+      </w:r>
+      <w:r>
+        <w:rPr>
+          <w:rFonts w:ascii="Aptos" w:hAnsi="Aptos" w:cs="Aptos"/>
+        </w:rPr>
+        <w:t>──</w:t>
+      </w:r>
+      <w:r>
+        <w:t xml:space="preserve"> </w:t>
+      </w:r>
+      <w:proofErr w:type="spellStart"/>
+      <w:r>
+        <w:t>Procfile</w:t>
+      </w:r>
+      <w:proofErr w:type="spellEnd"/>
+      <w:r>
+        <w:br/>
+      </w:r>
+      <w:r>
+        <w:rPr>
+          <w:rFonts w:ascii="MS Gothic" w:eastAsia="MS Gothic" w:hAnsi="MS Gothic" w:cs="MS Gothic" w:hint="eastAsia"/>
+        </w:rPr>
+        <w:t>├</w:t>
+      </w:r>
+      <w:r>
+        <w:rPr>
+          <w:rFonts w:ascii="Aptos" w:hAnsi="Aptos" w:cs="Aptos"/>
+        </w:rPr>
+        <w:t>─</w:t>
+      </w:r>
+      <w:proofErr w:type="gramStart"/>
+      <w:r>
+        <w:rPr>
+          <w:rFonts w:ascii="Aptos" w:hAnsi="Aptos" w:cs="Aptos"/>
+        </w:rPr>
+        <w:t>─</w:t>
+      </w:r>
+      <w:r>
+        <w:t xml:space="preserve"> .</w:t>
+      </w:r>
+      <w:proofErr w:type="spellStart"/>
+      <w:r>
+        <w:t>gitignore</w:t>
+      </w:r>
+      <w:proofErr w:type="spellEnd"/>
+      <w:proofErr w:type="gramEnd"/>
+      <w:r>
+        <w:br/>
+      </w:r>
+      <w:r>
+        <w:rPr>
+          <w:rFonts w:ascii="Aptos" w:hAnsi="Aptos" w:cs="Aptos"/>
+        </w:rPr>
+        <w:t>│</w:t>
+      </w:r>
+      <w:r>
+        <w:br/>
+      </w:r>
+      <w:r>
+        <w:rPr>
+          <w:rFonts w:ascii="Aptos" w:hAnsi="Aptos" w:cs="Aptos"/>
+        </w:rPr>
+        <w:lastRenderedPageBreak/>
+        <w:t>└──</w:t>
+      </w:r>
+      <w:r>
+        <w:t xml:space="preserve"> templates</w:t>
+      </w:r>
+      <w:r>
+        <w:br/>
+        <w:t xml:space="preserve">     </w:t>
+      </w:r>
+      <w:r>
+        <w:rPr>
+          <w:rFonts w:ascii="Aptos" w:hAnsi="Aptos" w:cs="Aptos"/>
+        </w:rPr>
+        <w:t>└──</w:t>
+      </w:r>
+      <w:r>
+        <w:t xml:space="preserve"> index.html</w:t>
+      </w:r>
+    </w:p>
+    <w:p>
+      <w:r>
+        <w:pict w14:anchorId="7303676C">
+          <v:rect id="_x0000_i2626" style="width:0;height:1.5pt" o:hralign="center" o:hrstd="t" o:hr="t" fillcolor="#a0a0a0" stroked="f"/>
+        </w:pict>
+      </w:r>
+    </w:p>
+    <w:p>
+      <w:pPr>
+        <w:rPr>
+          <w:b/>
+          <w:bCs/>
+        </w:rPr>
+      </w:pPr>
+      <w:r>
+        <w:rPr>
+          <w:b/>
+          <w:bCs/>
+        </w:rPr>
+        <w:t>Important Before Render</w:t>
+      </w:r>
+    </w:p>
+    <w:p>
+      <w:r>
+        <w:t>I noticed from your screenshot that you have:</w:t>
+      </w:r>
+    </w:p>
+    <w:p>
+      <w:proofErr w:type="spellStart"/>
+      <w:r>
+        <w:t>Procfile</w:t>
+      </w:r>
+      <w:proofErr w:type="spellEnd"/>
+      <w:r>
+        <w:br/>
+        <w:t>README</w:t>
+      </w:r>
+      <w:r>
+        <w:br/>
+        <w:t>README.md</w:t>
+      </w:r>
+    </w:p>
+    <w:p>
+      <w:r>
+        <w:t>and temporary Word files:</w:t>
+      </w:r>
+    </w:p>
+    <w:p>
+      <w:r>
+        <w:t>~$PERIMENT NO details.docx</w:t>
+      </w:r>
+      <w:r>
+        <w:br/>
+        <w:t>~WRL1286.tmp</w:t>
+      </w:r>
+    </w:p>
+    <w:p>
+      <w:r>
+        <w:t>These should NOT be pushed.</w:t>
+      </w:r>
+    </w:p>
+    <w:p>
+      <w:r>
+        <w:t xml:space="preserve">Add them </w:t>
+      </w:r>
+      <w:proofErr w:type="gramStart"/>
+      <w:r>
+        <w:t>to .</w:t>
+      </w:r>
+      <w:proofErr w:type="spellStart"/>
+      <w:r>
+        <w:t>gitignore</w:t>
+      </w:r>
+      <w:proofErr w:type="spellEnd"/>
+      <w:proofErr w:type="gramEnd"/>
+      <w:r>
+        <w:t>:</w:t>
+      </w:r>
+    </w:p>
+    <w:p>
+      <w:proofErr w:type="spellStart"/>
+      <w:r>
+        <w:t>venv</w:t>
+      </w:r>
+      <w:proofErr w:type="spellEnd"/>
+      <w:r>
+        <w:t>/</w:t>
+      </w:r>
+      <w:r>
+        <w:br/>
+        <w:t>__</w:t>
+      </w:r>
+      <w:proofErr w:type="spellStart"/>
+      <w:r>
+        <w:t>pycache</w:t>
+      </w:r>
+      <w:proofErr w:type="spellEnd"/>
+      <w:r>
+        <w:t>__/</w:t>
+      </w:r>
+      <w:r>
+        <w:br/>
+        <w:t>*.</w:t>
+      </w:r>
+      <w:proofErr w:type="spellStart"/>
+      <w:r>
+        <w:t>tmp</w:t>
+      </w:r>
+      <w:proofErr w:type="spellEnd"/>
+      <w:r>
+        <w:br/>
+        <w:t>~$*</w:t>
+      </w:r>
+    </w:p>
+    <w:p>
+      <w:r>
+        <w:t>Then:</w:t>
+      </w:r>
+    </w:p>
+    <w:p>
+      <w:r>
+        <w:t xml:space="preserve">git </w:t>
+      </w:r>
+      <w:proofErr w:type="gramStart"/>
+      <w:r>
+        <w:t>add .</w:t>
+      </w:r>
+      <w:proofErr w:type="gramEnd"/>
+      <w:r>
+        <w:br/>
+        <w:t xml:space="preserve">git commit -m "Updated </w:t>
+      </w:r>
+      <w:proofErr w:type="spellStart"/>
+      <w:r>
+        <w:t>gitignore</w:t>
+      </w:r>
+      <w:proofErr w:type="spellEnd"/>
+      <w:r>
+        <w:t>"</w:t>
+      </w:r>
+      <w:r>
+        <w:br/>
+        <w:t>git push origin main</w:t>
+      </w:r>
+    </w:p>
+    <w:p>
+      <w:r>
+        <w:pict w14:anchorId="64A39377">
+          <v:rect id="_x0000_i2627" style="width:0;height:1.5pt" o:hralign="center" o:hrstd="t" o:hr="t" fillcolor="#a0a0a0" stroked="f"/>
+        </w:pict>
+      </w:r>
+    </w:p>
+    <w:p>
+      <w:r>
+        <w:t>Run these commands after closing the MERGE_MSG tab:</w:t>
+      </w:r>
+    </w:p>
+    <w:p>
+      <w:r>
+        <w:t>git status</w:t>
+      </w:r>
+      <w:r>
+        <w:br/>
+        <w:t>git push origin main</w:t>
+      </w:r>
+    </w:p>
+    <w:p>
+      <w:r>
+        <w:t xml:space="preserve">and send me the output. Then I'll guide you through the </w:t>
+      </w:r>
+      <w:r>
+        <w:rPr>
+          <w:b/>
+          <w:bCs/>
+        </w:rPr>
+        <w:t>Render deployment</w:t>
+      </w:r>
+      <w:r>
+        <w:t xml:space="preserve"> step with screenshots-style instructions for your lab manual.</w:t>
+      </w:r>
+    </w:p>
+    <w:p>
+      <w:r>
+        <w:lastRenderedPageBreak/>
+        <mc:AlternateContent>
+          <mc:Choice Requires="wps">
+            <w:drawing>
+              <wp:inline distT="0" distB="0" distL="0" distR="0" wp14:anchorId="725D3889" wp14:editId="07386AFD">
+                <wp:extent cx="18288000" cy="10744200"/>
+                <wp:effectExtent l="0" t="0" r="0" b="0"/>
+                <wp:docPr id="883704182" name="Rectangle 3"/>
+                <wp:cNvGraphicFramePr>
+                  <a:graphicFrameLocks xmlns:a="http://schemas.openxmlformats.org/drawingml/2006/main" noChangeAspect="1"/>
+                </wp:cNvGraphicFramePr>
+                <a:graphic xmlns:a="http://schemas.openxmlformats.org/drawingml/2006/main">
+                  <a:graphicData uri="http://schemas.microsoft.com/office/word/2010/wordprocessingShape">
+                    <wps:wsp>
+                      <wps:cNvSpPr>
+                        <a:spLocks noChangeAspect="1" noChangeArrowheads="1"/>
+                      </wps:cNvSpPr>
+                      <wps:spPr bwMode="auto">
+                        <a:xfrm>
+                          <a:off x="0" y="0"/>
+                          <a:ext cx="18288000" cy="10744200"/>
+                        </a:xfrm>
+                        <a:prstGeom prst="rect">
+                          <a:avLst/>
+                        </a:prstGeom>
+                        <a:noFill/>
+                        <a:ln>
+                          <a:noFill/>
+                        </a:ln>
+                        <a:extLst>
+                          <a:ext uri="{909E8E84-426E-40DD-AFC4-6F175D3DCCD1}">
+                            <a14:hiddenFill xmlns:a14="http://schemas.microsoft.com/office/drawing/2010/main">
+                              <a:solidFill>
+                                <a:srgbClr val="FFFFFF"/>
+                              </a:solidFill>
+                            </a14:hiddenFill>
+                          </a:ext>
+                          <a:ext uri="{91240B29-F687-4F45-9708-019B960494DF}">
+                            <a14:hiddenLine xmlns:a14="http://schemas.microsoft.com/office/drawing/2010/main" w="9525">
+                              <a:solidFill>
+                                <a:srgbClr val="000000"/>
+                              </a:solidFill>
+                              <a:miter lim="800000"/>
+                              <a:headEnd/>
+                              <a:tailEnd/>
+                            </a14:hiddenLine>
+                          </a:ext>
+                        </a:extLst>
+                      </wps:spPr>
+                      <wps:bodyPr rot="0" vert="horz" wrap="square" lIns="91440" tIns="45720" rIns="91440" bIns="45720" anchor="t" anchorCtr="0" upright="1">
+                        <a:noAutofit/>
+                      </wps:bodyPr>
+                    </wps:wsp>
+                  </a:graphicData>
+                </a:graphic>
+              </wp:inline>
+            </w:drawing>
+          </mc:Choice>
+          <mc:Fallback>
+            <w:pict>
+              <v:rect w14:anchorId="6C2CB029" id="Rectangle 3" o:spid="_x0000_s1026" style="width:20in;height:846pt;visibility:visible;mso-wrap-style:square;mso-left-percent:-10001;mso-top-percent:-10001;mso-position-horizontal:absolute;mso-position-horizontal-relative:char;mso-position-vertical:absolute;mso-position-vertical-relative:line;mso-left-percent:-10001;mso-top-percent:-10001;v-text-anchor:top" o:gfxdata="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" filled="f" stroked="f">
+                <o:lock v:ext="edit" aspectratio="t"/>
+                <w10:anchorlock/>
+              </v:rect>
+            </w:pict>
+          </mc:Fallback>
+        </mc:AlternateContent>
+      </w:r>
+    </w:p>
+    <w:p>
+      <w:r>
+        <w:lastRenderedPageBreak/>
+        <w:t xml:space="preserve">Excellent! </w:t>
+      </w:r>
+      <w:r>
+        <w:rPr>
+          <w:rFonts w:ascii="Segoe UI Emoji" w:hAnsi="Segoe UI Emoji" w:cs="Segoe UI Emoji"/>
+        </w:rPr>
+        <w:t>🎉</w:t>
+      </w:r>
+    </w:p>
+    <w:p>
+      <w:r>
+        <w:t>Your merge has completed successfully. I can see in the terminal:</w:t>
+      </w:r>
+    </w:p>
+    <w:p>
+      <w:r>
+        <w:t>Merge made by the 'ort' strategy.</w:t>
+      </w:r>
+      <w:r>
+        <w:br/>
+        <w:t>README.md | 30 ++++++++++++++++++++++++++++++</w:t>
+      </w:r>
+    </w:p>
+    <w:p>
+      <w:r>
+        <w:t>This means:</w:t>
+      </w:r>
+    </w:p>
+    <w:p>
+      <w:r>
+        <w:rPr>
+          <w:rFonts w:ascii="Segoe UI Emoji" w:hAnsi="Segoe UI Emoji" w:cs="Segoe UI Emoji"/>
+        </w:rPr>
+        <w:t>✅</w:t>
+      </w:r>
+      <w:r>
+        <w:t xml:space="preserve"> Local repository merged with GitHub repository</w:t>
+      </w:r>
+      <w:r>
+        <w:br/>
+      </w:r>
+      <w:r>
+        <w:rPr>
+          <w:rFonts w:ascii="Segoe UI Emoji" w:hAnsi="Segoe UI Emoji" w:cs="Segoe UI Emoji"/>
+        </w:rPr>
+        <w:t>✅</w:t>
+      </w:r>
+      <w:r>
+        <w:t xml:space="preserve"> README.md downloaded from GitHub</w:t>
+      </w:r>
+      <w:r>
+        <w:br/>
+      </w:r>
+      <w:r>
+        <w:rPr>
+          <w:rFonts w:ascii="Segoe UI Emoji" w:hAnsi="Segoe UI Emoji" w:cs="Segoe UI Emoji"/>
+        </w:rPr>
+        <w:t>✅</w:t>
+      </w:r>
+      <w:r>
+        <w:t xml:space="preserve"> No conflicts remain</w:t>
+      </w:r>
+      <w:r>
+        <w:br/>
+      </w:r>
+      <w:r>
+        <w:rPr>
+          <w:rFonts w:ascii="Segoe UI Emoji" w:hAnsi="Segoe UI Emoji" w:cs="Segoe UI Emoji"/>
+        </w:rPr>
+        <w:t>✅</w:t>
+      </w:r>
+      <w:r>
+        <w:t xml:space="preserve"> Git is ready for push</w:t>
+      </w:r>
+    </w:p>
+    <w:p>
+      <w:r>
+        <w:pict w14:anchorId="7D4EC6B8">
+          <v:rect id="_x0000_i2629" style="width:0;height:1.5pt" o:hralign="center" o:hrstd="t" o:hr="t" fillcolor="#a0a0a0" stroked="f"/>
+        </w:pict>
+      </w:r>
+    </w:p>
+    <w:p>
+      <w:pPr>
+        <w:rPr>
+          <w:b/>
+          <w:bCs/>
+        </w:rPr>
+      </w:pPr>
+      <w:r>
+        <w:rPr>
+          <w:b/>
+          <w:bCs/>
+        </w:rPr>
+        <w:t>Step 1: Check Current Status</w:t>
+      </w:r>
+    </w:p>
+    <w:p>
+      <w:r>
+        <w:t>Run:</w:t>
+      </w:r>
+    </w:p>
+    <w:p>
+      <w:r>
+        <w:t>git status</w:t>
+      </w:r>
+    </w:p>
+    <w:p>
+      <w:r>
+        <w:t>Expected:</w:t>
+      </w:r>
+    </w:p>
+    <w:p>
+      <w:r>
+        <w:t>On branch main</w:t>
+      </w:r>
+      <w:r>
+        <w:br/>
+        <w:t>nothing to commit, working tree clean</w:t>
+      </w:r>
+    </w:p>
+    <w:p>
+      <w:r>
+        <w:t xml:space="preserve">OR it may show modified files if you changed </w:t>
+      </w:r>
+      <w:proofErr w:type="spellStart"/>
+      <w:r>
+        <w:t>Procfile</w:t>
+      </w:r>
+      <w:proofErr w:type="spellEnd"/>
+      <w:r>
+        <w:t>, requirements.txt, etc.</w:t>
+      </w:r>
+    </w:p>
+    <w:p>
+      <w:r>
+        <w:pict w14:anchorId="522A70DC">
+          <v:rect id="_x0000_i2630" style="width:0;height:1.5pt" o:hralign="center" o:hrstd="t" o:hr="t" fillcolor="#a0a0a0" stroked="f"/>
+        </w:pict>
+      </w:r>
+    </w:p>
+    <w:p>
+      <w:pPr>
+        <w:rPr>
+          <w:b/>
+          <w:bCs/>
+        </w:rPr>
+      </w:pPr>
+      <w:r>
+        <w:rPr>
+          <w:b/>
+          <w:bCs/>
+        </w:rPr>
+        <w:t>Step 2: Add New Files</w:t>
+      </w:r>
+    </w:p>
+    <w:p>
+      <w:r>
+        <w:t>Run:</w:t>
+      </w:r>
+    </w:p>
+    <w:p>
+      <w:r>
+        <w:t xml:space="preserve">git </w:t>
+      </w:r>
+      <w:proofErr w:type="gramStart"/>
+      <w:r>
+        <w:t>add .</w:t>
+      </w:r>
+      <w:proofErr w:type="gramEnd"/>
+    </w:p>
+    <w:p>
+      <w:r>
+        <w:t>Explanation:</w:t>
+      </w:r>
+    </w:p>
+    <w:p>
+      <w:r>
+        <w:t xml:space="preserve">git </w:t>
+      </w:r>
+      <w:proofErr w:type="gramStart"/>
+      <w:r>
+        <w:t>add .</w:t>
+      </w:r>
+      <w:proofErr w:type="gramEnd"/>
+    </w:p>
+    <w:p>
+      <w:r>
+        <w:t>adds all newly created and modified files to Git's staging area.</w:t>
+      </w:r>
+    </w:p>
+    <w:p>
+      <w:r>
+        <w:pict w14:anchorId="4138970A">
+          <v:rect id="_x0000_i2631" style="width:0;height:1.5pt" o:hralign="center" o:hrstd="t" o:hr="t" fillcolor="#a0a0a0" stroked="f"/>
+        </w:pict>
+      </w:r>
+    </w:p>
+    <w:p>
+      <w:pPr>
+        <w:rPr>
+          <w:b/>
+          <w:bCs/>
+        </w:rPr>
+      </w:pPr>
+      <w:r>
+        <w:rPr>
+          <w:b/>
+          <w:bCs/>
+        </w:rPr>
+        <w:t>Step 3: Commit Changes</w:t>
+      </w:r>
+    </w:p>
+    <w:p>
+      <w:r>
+        <w:t>Run:</w:t>
+      </w:r>
+    </w:p>
+    <w:p>
+      <w:r>
+        <w:t>git commit -m "Added Render deployment files"</w:t>
+      </w:r>
+    </w:p>
+    <w:p>
+      <w:r>
+        <w:t>Explanation:</w:t>
+      </w:r>
+    </w:p>
+    <w:p>
+      <w:r>
+        <w:lastRenderedPageBreak/>
+        <w:t xml:space="preserve">git </w:t>
+      </w:r>
+      <w:proofErr w:type="gramStart"/>
+      <w:r>
+        <w:t>commit</w:t>
+      </w:r>
+      <w:proofErr w:type="gramEnd"/>
+    </w:p>
+    <w:p>
+      <w:r>
+        <w:t>creates a snapshot of the current project version.</w:t>
+      </w:r>
+    </w:p>
+    <w:p>
+      <w:r>
+        <w:t>Expected:</w:t>
+      </w:r>
+    </w:p>
+    <w:p>
+      <w:r>
+        <w:t xml:space="preserve">[main </w:t>
+      </w:r>
+      <w:proofErr w:type="spellStart"/>
+      <w:r>
+        <w:t>xxxxxxx</w:t>
+      </w:r>
+      <w:proofErr w:type="spellEnd"/>
+      <w:r>
+        <w:t>]</w:t>
+      </w:r>
+      <w:r>
+        <w:br/>
+        <w:t>Added Render deployment files</w:t>
+      </w:r>
+    </w:p>
+    <w:p>
+      <w:r>
+        <w:pict w14:anchorId="330742C9">
+          <v:rect id="_x0000_i2632" style="width:0;height:1.5pt" o:hralign="center" o:hrstd="t" o:hr="t" fillcolor="#a0a0a0" stroked="f"/>
+        </w:pict>
+      </w:r>
+    </w:p>
+    <w:p>
+      <w:pPr>
+        <w:rPr>
+          <w:b/>
+          <w:bCs/>
+        </w:rPr>
+      </w:pPr>
+      <w:r>
+        <w:rPr>
+          <w:b/>
+          <w:bCs/>
+        </w:rPr>
+        <w:t>Step 4: Push to GitHub</w:t>
+      </w:r>
+    </w:p>
+    <w:p>
+      <w:r>
+        <w:t>Run:</w:t>
+      </w:r>
+    </w:p>
+    <w:p>
+      <w:r>
+        <w:t>git push origin main</w:t>
+      </w:r>
+    </w:p>
+    <w:p>
+      <w:r>
+        <w:t>Expected:</w:t>
+      </w:r>
+    </w:p>
+    <w:p>
+      <w:r>
+        <w:t>Enumerating objects...</w:t>
+      </w:r>
+      <w:r>
+        <w:br/>
+        <w:t>Counting objects...</w:t>
+      </w:r>
+      <w:r>
+        <w:br/>
+        <w:t>Writing objects...</w:t>
+      </w:r>
+      <w:r>
+        <w:br/>
+        <w:t>To https://github.com/rahulnawkhare/rahul-irisdataset-random.git</w:t>
+      </w:r>
+    </w:p>
+    <w:p>
+      <w:r>
+        <w:t xml:space="preserve">Success </w:t>
+      </w:r>
+      <w:r>
+        <w:rPr>
+          <w:rFonts w:ascii="Segoe UI Emoji" w:hAnsi="Segoe UI Emoji" w:cs="Segoe UI Emoji"/>
+        </w:rPr>
+        <w:t>✅</w:t>
+      </w:r>
+    </w:p>
+    <w:p>
+      <w:r>
+        <w:pict w14:anchorId="3899DEEE">
+          <v:rect id="_x0000_i2633" style="width:0;height:1.5pt" o:hralign="center" o:hrstd="t" o:hr="t" fillcolor="#a0a0a0" stroked="f"/>
+        </w:pict>
+      </w:r>
+    </w:p>
+    <w:p>
+      <w:pPr>
+        <w:rPr>
+          <w:b/>
+          <w:bCs/>
+        </w:rPr>
+      </w:pPr>
+      <w:r>
+        <w:rPr>
+          <w:b/>
+          <w:bCs/>
+        </w:rPr>
+        <w:t>Before Render Deployment</w:t>
+      </w:r>
+    </w:p>
+    <w:p>
+      <w:r>
+        <w:t>I recommend cleaning unnecessary files first.</w:t>
+      </w:r>
+    </w:p>
+    <w:p>
+      <w:r>
+        <w:t>Currently I can see:</w:t>
+      </w:r>
+    </w:p>
+    <w:p>
+      <w:r>
+        <w:t>~$PERIMENT NO details.docx</w:t>
+      </w:r>
+      <w:r>
+        <w:br/>
+        <w:t>~WRL1286.tmp</w:t>
+      </w:r>
+    </w:p>
+    <w:p>
+      <w:r>
+        <w:t>These are temporary files.</w:t>
+      </w:r>
+    </w:p>
+    <w:p>
+      <w:r>
+        <w:pict w14:anchorId="020A1600">
+          <v:rect id="_x0000_i2634" style="width:0;height:1.5pt" o:hralign="center" o:hrstd="t" o:hr="t" fillcolor="#a0a0a0" stroked="f"/>
+        </w:pict>
+      </w:r>
+    </w:p>
+    <w:p>
+      <w:pPr>
+        <w:rPr>
+          <w:b/>
+          <w:bCs/>
+        </w:rPr>
+      </w:pPr>
+      <w:proofErr w:type="gramStart"/>
+      <w:r>
+        <w:rPr>
+          <w:b/>
+          <w:bCs/>
+        </w:rPr>
+        <w:t>Update .</w:t>
+      </w:r>
+      <w:proofErr w:type="spellStart"/>
+      <w:r>
+        <w:rPr>
+          <w:b/>
+          <w:bCs/>
+        </w:rPr>
+        <w:t>gitignore</w:t>
+      </w:r>
+      <w:proofErr w:type="spellEnd"/>
+      <w:proofErr w:type="gramEnd"/>
+    </w:p>
+    <w:p>
+      <w:r>
+        <w:t>Open:</w:t>
+      </w:r>
+    </w:p>
+    <w:p>
+      <w:proofErr w:type="gramStart"/>
+      <w:r>
+        <w:t>.</w:t>
+      </w:r>
+      <w:proofErr w:type="spellStart"/>
+      <w:r>
+        <w:t>gitignore</w:t>
+      </w:r>
+      <w:proofErr w:type="spellEnd"/>
+      <w:proofErr w:type="gramEnd"/>
+    </w:p>
+    <w:p>
+      <w:r>
+        <w:t>Add:</w:t>
+      </w:r>
+    </w:p>
+    <w:p>
+      <w:proofErr w:type="spellStart"/>
+      <w:r>
+        <w:t>venv</w:t>
+      </w:r>
+      <w:proofErr w:type="spellEnd"/>
+      <w:r>
+        <w:t>/</w:t>
+      </w:r>
+      <w:r>
+        <w:br/>
+        <w:t>__</w:t>
+      </w:r>
+      <w:proofErr w:type="spellStart"/>
+      <w:r>
+        <w:t>pycache</w:t>
+      </w:r>
+      <w:proofErr w:type="spellEnd"/>
+      <w:r>
+        <w:t>__/</w:t>
+      </w:r>
+      <w:r>
+        <w:br/>
+      </w:r>
+      <w:r>
+        <w:lastRenderedPageBreak/>
+        <w:t>*.</w:t>
+      </w:r>
+      <w:proofErr w:type="spellStart"/>
+      <w:r>
+        <w:t>tmp</w:t>
+      </w:r>
+      <w:proofErr w:type="spellEnd"/>
+      <w:r>
+        <w:br/>
+        <w:t>~$*</w:t>
+      </w:r>
+    </w:p>
+    <w:p>
+      <w:r>
+        <w:t>Explanation:</w:t>
+      </w:r>
+    </w:p>
+    <w:tbl>
+      <w:tblPr>
+        <w:tblW w:w="0" w:type="auto"/>
+        <w:tblCellSpacing w:w="15" w:type="dxa"/>
+        <w:tblCellMar>
+          <w:top w:w="15" w:type="dxa"/>
+          <w:left w:w="15" w:type="dxa"/>
+          <w:bottom w:w="15" w:type="dxa"/>
+          <w:right w:w="15" w:type="dxa"/>
+        </w:tblCellMar>
+        <w:tblLook w:val="04A0" w:firstRow="1" w:lastRow="0" w:firstColumn="1" w:lastColumn="0" w:noHBand="0" w:noVBand="1"/>
+      </w:tblPr>
+      <w:tblGrid>
+        <w:gridCol w:w="1078"/>
+        <w:gridCol w:w="3544"/>
+      </w:tblGrid>
+      <w:tr>
+        <w:trPr>
+          <w:tblHeader/>
+          <w:tblCellSpacing w:w="15" w:type="dxa"/>
+        </w:trPr>
+        <w:tc>
+          <w:tcPr>
+            <w:tcW w:w="0" w:type="auto"/>
+            <w:vAlign w:val="center"/>
+            <w:hideMark/>
+          </w:tcPr>
+          <w:p>
+            <w:pPr>
+              <w:rPr>
+                <w:b/>
+                <w:bCs/>
+              </w:rPr>
+            </w:pPr>
+            <w:r>
+              <w:rPr>
+                <w:b/>
+                <w:bCs/>
+              </w:rPr>
+              <w:t>Pattern</w:t>
+            </w:r>
+          </w:p>
+        </w:tc>
+        <w:tc>
+          <w:tcPr>
+            <w:tcW w:w="0" w:type="auto"/>
+            <w:vAlign w:val="center"/>
+            <w:hideMark/>
+          </w:tcPr>
+          <w:p>
+            <w:pPr>
+              <w:rPr>
+                <w:b/>
+                <w:bCs/>
+              </w:rPr>
+            </w:pPr>
+            <w:r>
+              <w:rPr>
+                <w:b/>
+                <w:bCs/>
+              </w:rPr>
+              <w:t>Purpose</w:t>
+            </w:r>
+          </w:p>
+        </w:tc>
+      </w:tr>
+      <w:tr>
+        <w:trPr>
+          <w:tblCellSpacing w:w="15" w:type="dxa"/>
+        </w:trPr>
+        <w:tc>
+          <w:tcPr>
+            <w:tcW w:w="0" w:type="auto"/>
+            <w:vAlign w:val="center"/>
+            <w:hideMark/>
+          </w:tcPr>
+          <w:p>
+            <w:proofErr w:type="spellStart"/>
+            <w:r>
+              <w:t>venv</w:t>
+            </w:r>
+            <w:proofErr w:type="spellEnd"/>
+            <w:r>
+              <w:t>/</w:t>
+            </w:r>
+          </w:p>
+        </w:tc>
+        <w:tc>
+          <w:tcPr>
+            <w:tcW w:w="0" w:type="auto"/>
+            <w:vAlign w:val="center"/>
+            <w:hideMark/>
+          </w:tcPr>
+          <w:p>
+            <w:r>
+              <w:t>Ignore Python virtual environment</w:t>
+            </w:r>
+          </w:p>
+        </w:tc>
+      </w:tr>
+      <w:tr>
+        <w:trPr>
+          <w:tblCellSpacing w:w="15" w:type="dxa"/>
+        </w:trPr>
+        <w:tc>
+          <w:tcPr>
+            <w:tcW w:w="0" w:type="auto"/>
+            <w:vAlign w:val="center"/>
+            <w:hideMark/>
+          </w:tcPr>
+          <w:p>
+            <w:proofErr w:type="spellStart"/>
+            <w:r>
+              <w:rPr>
+                <w:b/>
+                <w:bCs/>
+              </w:rPr>
+              <w:t>pycache</w:t>
+            </w:r>
+            <w:proofErr w:type="spellEnd"/>
+            <w:r>
+              <w:t>/</w:t>
+            </w:r>
+          </w:p>
+        </w:tc>
+        <w:tc>
+          <w:tcPr>
+            <w:tcW w:w="0" w:type="auto"/>
+            <w:vAlign w:val="center"/>
+            <w:hideMark/>
+          </w:tcPr>
+          <w:p>
+            <w:r>
+              <w:t>Ignore Python cache</w:t>
+            </w:r>
+          </w:p>
+        </w:tc>
+      </w:tr>
+      <w:tr>
+        <w:trPr>
+          <w:tblCellSpacing w:w="15" w:type="dxa"/>
+        </w:trPr>
+        <w:tc>
+          <w:tcPr>
+            <w:tcW w:w="0" w:type="auto"/>
+            <w:vAlign w:val="center"/>
+            <w:hideMark/>
+          </w:tcPr>
+          <w:p>
+            <w:r>
+              <w:t>*.</w:t>
+            </w:r>
+            <w:proofErr w:type="spellStart"/>
+            <w:r>
+              <w:t>tmp</w:t>
+            </w:r>
+            <w:proofErr w:type="spellEnd"/>
+          </w:p>
+        </w:tc>
+        <w:tc>
+          <w:tcPr>
+            <w:tcW w:w="0" w:type="auto"/>
+            <w:vAlign w:val="center"/>
+            <w:hideMark/>
+          </w:tcPr>
+          <w:p>
+            <w:r>
+              <w:t>Ignore temporary files</w:t>
+            </w:r>
+          </w:p>
+        </w:tc>
+      </w:tr>
+      <w:tr>
+        <w:trPr>
+          <w:tblCellSpacing w:w="15" w:type="dxa"/>
+        </w:trPr>
+        <w:tc>
+          <w:tcPr>
+            <w:tcW w:w="0" w:type="auto"/>
+            <w:vAlign w:val="center"/>
+            <w:hideMark/>
+          </w:tcPr>
+          <w:p>
+            <w:r>
+              <w:t>~$*</w:t>
+            </w:r>
+          </w:p>
+        </w:tc>
+        <w:tc>
+          <w:tcPr>
+            <w:tcW w:w="0" w:type="auto"/>
+            <w:vAlign w:val="center"/>
+            <w:hideMark/>
+          </w:tcPr>
+          <w:p>
+            <w:r>
+              <w:t>Ignore Word temporary files</w:t>
+            </w:r>
+          </w:p>
+        </w:tc>
+      </w:tr>
+    </w:tbl>
+    <w:p>
+      <w:r>
+        <w:pict w14:anchorId="57FAA0B1">
+          <v:rect id="_x0000_i2635" style="width:0;height:1.5pt" o:hralign="center" o:hrstd="t" o:hr="t" fillcolor="#a0a0a0" stroked="f"/>
+        </w:pict>
+      </w:r>
+    </w:p>
+    <w:p>
+      <w:pPr>
+        <w:rPr>
+          <w:b/>
+          <w:bCs/>
+        </w:rPr>
+      </w:pPr>
+      <w:r>
+        <w:rPr>
+          <w:b/>
+          <w:bCs/>
+        </w:rPr>
+        <w:t>Commit Again</w:t>
+      </w:r>
+    </w:p>
+    <w:p>
+      <w:r>
+        <w:t xml:space="preserve">git </w:t>
+      </w:r>
+      <w:proofErr w:type="gramStart"/>
+      <w:r>
+        <w:t>add .</w:t>
+      </w:r>
+      <w:proofErr w:type="gramEnd"/>
+      <w:r>
+        <w:br/>
+        <w:t xml:space="preserve">git commit -m "Updated </w:t>
+      </w:r>
+      <w:proofErr w:type="spellStart"/>
+      <w:r>
+        <w:t>gitignore</w:t>
+      </w:r>
+      <w:proofErr w:type="spellEnd"/>
+      <w:r>
+        <w:t>"</w:t>
+      </w:r>
+      <w:r>
+        <w:br/>
+        <w:t>git push origin main</w:t>
+      </w:r>
+    </w:p>
+    <w:p>
+      <w:r>
+        <w:pict w14:anchorId="44F383F7">
+          <v:rect id="_x0000_i2636" style="width:0;height:1.5pt" o:hralign="center" o:hrstd="t" o:hr="t" fillcolor="#a0a0a0" stroked="f"/>
+        </w:pict>
+      </w:r>
+    </w:p>
+    <w:p>
+      <w:pPr>
+        <w:rPr>
+          <w:b/>
+          <w:bCs/>
+        </w:rPr>
+      </w:pPr>
+      <w:r>
+        <w:rPr>
+          <w:b/>
+          <w:bCs/>
+        </w:rPr>
+        <w:t>Verify GitHub Repository</w:t>
+      </w:r>
+    </w:p>
+    <w:p>
+      <w:r>
+        <w:t>After push, refresh:</w:t>
+      </w:r>
+    </w:p>
+    <w:p>
+      <w:r>
+        <w:t>GitHub Repository</w:t>
+      </w:r>
+    </w:p>
+    <w:p>
+      <w:r>
+        <w:t>You should see:</w:t>
+      </w:r>
+    </w:p>
+    <w:p>
+      <w:proofErr w:type="spellStart"/>
+      <w:r>
+        <w:t>rahul</w:t>
+      </w:r>
+      <w:proofErr w:type="spellEnd"/>
+      <w:r>
+        <w:t>-</w:t>
+      </w:r>
+      <w:proofErr w:type="spellStart"/>
+      <w:r>
+        <w:t>irisdataset</w:t>
+      </w:r>
+      <w:proofErr w:type="spellEnd"/>
+      <w:r>
+        <w:t>-random</w:t>
+      </w:r>
+      <w:r>
+        <w:br/>
+        <w:t>│</w:t>
+      </w:r>
+      <w:r>
+        <w:br/>
+      </w:r>
+      <w:r>
+        <w:rPr>
+          <w:rFonts w:ascii="MS Gothic" w:eastAsia="MS Gothic" w:hAnsi="MS Gothic" w:cs="MS Gothic" w:hint="eastAsia"/>
+        </w:rPr>
+        <w:t>├</w:t>
+      </w:r>
+      <w:r>
+        <w:rPr>
+          <w:rFonts w:ascii="Aptos" w:hAnsi="Aptos" w:cs="Aptos"/>
+        </w:rPr>
+        <w:t>──</w:t>
+      </w:r>
+      <w:r>
+        <w:t xml:space="preserve"> app.py</w:t>
+      </w:r>
+      <w:r>
+        <w:br/>
+      </w:r>
+      <w:r>
+        <w:rPr>
+          <w:rFonts w:ascii="MS Gothic" w:eastAsia="MS Gothic" w:hAnsi="MS Gothic" w:cs="MS Gothic" w:hint="eastAsia"/>
+        </w:rPr>
+        <w:t>├</w:t>
+      </w:r>
+      <w:r>
+        <w:rPr>
+          <w:rFonts w:ascii="Aptos" w:hAnsi="Aptos" w:cs="Aptos"/>
+        </w:rPr>
+        <w:t>──</w:t>
+      </w:r>
+      <w:r>
+        <w:t xml:space="preserve"> train.py</w:t>
+      </w:r>
+      <w:r>
+        <w:br/>
+      </w:r>
+      <w:r>
+        <w:rPr>
+          <w:rFonts w:ascii="MS Gothic" w:eastAsia="MS Gothic" w:hAnsi="MS Gothic" w:cs="MS Gothic" w:hint="eastAsia"/>
+        </w:rPr>
+        <w:t>├</w:t>
+      </w:r>
+      <w:r>
+        <w:rPr>
+          <w:rFonts w:ascii="Aptos" w:hAnsi="Aptos" w:cs="Aptos"/>
+        </w:rPr>
+        <w:t>──</w:t>
+      </w:r>
+      <w:r>
+        <w:t xml:space="preserve"> </w:t>
+      </w:r>
+      <w:proofErr w:type="spellStart"/>
+      <w:r>
+        <w:t>iris_model.pkl</w:t>
+      </w:r>
+      <w:proofErr w:type="spellEnd"/>
+      <w:r>
+        <w:br/>
+      </w:r>
+      <w:r>
+        <w:rPr>
+          <w:rFonts w:ascii="MS Gothic" w:eastAsia="MS Gothic" w:hAnsi="MS Gothic" w:cs="MS Gothic" w:hint="eastAsia"/>
+        </w:rPr>
+        <w:t>├</w:t>
+      </w:r>
+      <w:r>
+        <w:rPr>
+          <w:rFonts w:ascii="Aptos" w:hAnsi="Aptos" w:cs="Aptos"/>
+        </w:rPr>
+        <w:t>──</w:t>
+      </w:r>
+      <w:r>
+        <w:t xml:space="preserve"> requirements.txt</w:t>
+      </w:r>
+      <w:r>
+        <w:br/>
+      </w:r>
+      <w:r>
+        <w:rPr>
+          <w:rFonts w:ascii="MS Gothic" w:eastAsia="MS Gothic" w:hAnsi="MS Gothic" w:cs="MS Gothic" w:hint="eastAsia"/>
+        </w:rPr>
+        <w:t>├</w:t>
+      </w:r>
+      <w:r>
+        <w:rPr>
+          <w:rFonts w:ascii="Aptos" w:hAnsi="Aptos" w:cs="Aptos"/>
+        </w:rPr>
+        <w:t>──</w:t>
+      </w:r>
+      <w:r>
+        <w:t xml:space="preserve"> </w:t>
+      </w:r>
+      <w:proofErr w:type="spellStart"/>
+      <w:r>
+        <w:t>Dockerfile</w:t>
+      </w:r>
+      <w:proofErr w:type="spellEnd"/>
+      <w:r>
+        <w:br/>
+      </w:r>
+      <w:r>
+        <w:rPr>
+          <w:rFonts w:ascii="MS Gothic" w:eastAsia="MS Gothic" w:hAnsi="MS Gothic" w:cs="MS Gothic" w:hint="eastAsia"/>
+        </w:rPr>
+        <w:t>├</w:t>
+      </w:r>
+      <w:r>
+        <w:rPr>
+          <w:rFonts w:ascii="Aptos" w:hAnsi="Aptos" w:cs="Aptos"/>
+        </w:rPr>
+        <w:t>──</w:t>
+      </w:r>
+      <w:r>
+        <w:t xml:space="preserve"> </w:t>
+      </w:r>
+      <w:proofErr w:type="spellStart"/>
+      <w:r>
+        <w:t>Procfile</w:t>
+      </w:r>
+      <w:proofErr w:type="spellEnd"/>
+      <w:r>
+        <w:br/>
+      </w:r>
+      <w:r>
+        <w:rPr>
+          <w:rFonts w:ascii="MS Gothic" w:eastAsia="MS Gothic" w:hAnsi="MS Gothic" w:cs="MS Gothic" w:hint="eastAsia"/>
+        </w:rPr>
+        <w:t>├</w:t>
+      </w:r>
+      <w:r>
+        <w:rPr>
+          <w:rFonts w:ascii="Aptos" w:hAnsi="Aptos" w:cs="Aptos"/>
+        </w:rPr>
+        <w:t>─</w:t>
+      </w:r>
+      <w:proofErr w:type="gramStart"/>
+      <w:r>
+        <w:rPr>
+          <w:rFonts w:ascii="Aptos" w:hAnsi="Aptos" w:cs="Aptos"/>
+        </w:rPr>
+        <w:t>─</w:t>
+      </w:r>
+      <w:r>
+        <w:t xml:space="preserve"> .</w:t>
+      </w:r>
+      <w:proofErr w:type="spellStart"/>
+      <w:r>
+        <w:t>gitignore</w:t>
+      </w:r>
+      <w:proofErr w:type="spellEnd"/>
+      <w:proofErr w:type="gramEnd"/>
+      <w:r>
+        <w:br/>
+      </w:r>
+      <w:r>
+        <w:rPr>
+          <w:rFonts w:ascii="Aptos" w:hAnsi="Aptos" w:cs="Aptos"/>
+        </w:rPr>
+        <w:t>│</w:t>
+      </w:r>
+      <w:r>
+        <w:br/>
+      </w:r>
+      <w:r>
+        <w:rPr>
+          <w:rFonts w:ascii="Aptos" w:hAnsi="Aptos" w:cs="Aptos"/>
+        </w:rPr>
+        <w:t>└──</w:t>
+      </w:r>
+      <w:r>
+        <w:t xml:space="preserve"> templates</w:t>
+      </w:r>
+      <w:r>
+        <w:br/>
+        <w:t xml:space="preserve">      </w:t>
+      </w:r>
+      <w:r>
+        <w:rPr>
+          <w:rFonts w:ascii="Aptos" w:hAnsi="Aptos" w:cs="Aptos"/>
+        </w:rPr>
+        <w:t>└──</w:t>
+      </w:r>
+      <w:r>
+        <w:t xml:space="preserve"> index.html</w:t>
+      </w:r>
+    </w:p>
+    <w:p>
+      <w:r>
+        <w:pict w14:anchorId="4D1A6728">
+          <v:rect id="_x0000_i2637" style="width:0;height:1.5pt" o:hralign="center" o:hrstd="t" o:hr="t" fillcolor="#a0a0a0" stroked="f"/>
+        </w:pict>
+      </w:r>
+    </w:p>
+    <w:p>
+      <w:pPr>
+        <w:rPr>
+          <w:b/>
+          <w:bCs/>
+        </w:rPr>
+      </w:pPr>
+      <w:r>
+        <w:rPr>
+          <w:b/>
+          <w:bCs/>
+        </w:rPr>
+        <w:lastRenderedPageBreak/>
+        <w:t>Next Step: Render Deployment</w:t>
+      </w:r>
+    </w:p>
+    <w:p>
+      <w:r>
+        <w:t>After successful push, we will:</w:t>
+      </w:r>
+    </w:p>
+    <w:p>
+      <w:pPr>
+        <w:rPr>
+          <w:b/>
+          <w:bCs/>
+        </w:rPr>
+      </w:pPr>
+      <w:r>
+        <w:rPr>
+          <w:b/>
+          <w:bCs/>
+        </w:rPr>
+        <w:t>Part 1</w:t>
+      </w:r>
+    </w:p>
+    <w:p>
+      <w:r>
+        <w:t>Create Render Account</w:t>
+      </w:r>
+    </w:p>
+    <w:p>
+      <w:pPr>
+        <w:rPr>
+          <w:b/>
+          <w:bCs/>
+        </w:rPr>
+      </w:pPr>
+      <w:r>
+        <w:rPr>
+          <w:b/>
+          <w:bCs/>
+        </w:rPr>
+        <w:t>Part 2</w:t>
+      </w:r>
+    </w:p>
+    <w:p>
+      <w:r>
+        <w:t>Connect GitHub Repository</w:t>
+      </w:r>
+    </w:p>
+    <w:p>
+      <w:pPr>
+        <w:rPr>
+          <w:b/>
+          <w:bCs/>
+        </w:rPr>
+      </w:pPr>
+      <w:r>
+        <w:rPr>
+          <w:b/>
+          <w:bCs/>
+        </w:rPr>
+        <w:t>Part 3</w:t>
+      </w:r>
+    </w:p>
+    <w:p>
+      <w:r>
+        <w:t>Configure:</w:t>
+      </w:r>
+    </w:p>
+    <w:p>
+      <w:r>
+        <w:t>Runtime: Python</w:t>
+      </w:r>
+      <w:r>
+        <w:br/>
+      </w:r>
+      <w:r>
+        <w:br/>
+        <w:t>Build Command:</w:t>
+      </w:r>
+      <w:r>
+        <w:br/>
+        <w:t>pip install -r requirements.txt</w:t>
+      </w:r>
+      <w:r>
+        <w:br/>
+      </w:r>
+      <w:r>
+        <w:br/>
+        <w:t>Start Command:</w:t>
+      </w:r>
+      <w:r>
+        <w:br/>
+      </w:r>
+      <w:proofErr w:type="spellStart"/>
+      <w:r>
+        <w:t>gunicorn</w:t>
+      </w:r>
+      <w:proofErr w:type="spellEnd"/>
+      <w:r>
+        <w:t xml:space="preserve"> </w:t>
+      </w:r>
+      <w:proofErr w:type="spellStart"/>
+      <w:r>
+        <w:t>app:app</w:t>
+      </w:r>
+      <w:proofErr w:type="spellEnd"/>
+    </w:p>
+    <w:p>
+      <w:pPr>
+        <w:rPr>
+          <w:b/>
+          <w:bCs/>
+        </w:rPr>
+      </w:pPr>
+      <w:r>
+        <w:rPr>
+          <w:b/>
+          <w:bCs/>
+        </w:rPr>
+        <w:t>Part 4</w:t>
+      </w:r>
+    </w:p>
+    <w:p>
+      <w:r>
+        <w:t>Deploy</w:t>
+      </w:r>
+    </w:p>
+    <w:p>
+      <w:pPr>
+        <w:rPr>
+          <w:b/>
+          <w:bCs/>
+        </w:rPr>
+      </w:pPr>
+      <w:r>
+        <w:rPr>
+          <w:b/>
+          <w:bCs/>
+        </w:rPr>
+        <w:t>Part 5</w:t>
+      </w:r>
+    </w:p>
+    <w:p>
+      <w:r>
+        <w:t>Generate Public URL</w:t>
+      </w:r>
+    </w:p>
+    <w:p>
+      <w:r>
+        <w:t>https://iris-flower-prediction.onrender.com</w:t>
+      </w:r>
+    </w:p>
+    <w:p>
+      <w:pPr>
+        <w:rPr>
+          <w:b/>
+          <w:bCs/>
+        </w:rPr>
+      </w:pPr>
+      <w:r>
+        <w:rPr>
+          <w:b/>
+          <w:bCs/>
+        </w:rPr>
+        <w:t>Part 6</w:t>
+      </w:r>
+    </w:p>
+    <w:p>
+      <w:r>
+        <w:t>Test from Mobile</w:t>
+      </w:r>
+    </w:p>
+    <w:p>
+      <w:r>
+        <w:t xml:space="preserve">This completes the full </w:t>
+      </w:r>
+      <w:proofErr w:type="spellStart"/>
+      <w:r>
+        <w:t>MLOps</w:t>
+      </w:r>
+      <w:proofErr w:type="spellEnd"/>
+      <w:r>
+        <w:t xml:space="preserve"> workflow:</w:t>
+      </w:r>
+    </w:p>
+    <w:p>
+      <w:r>
+        <w:t>VS Code</w:t>
+      </w:r>
+      <w:r>
+        <w:br/>
+        <w:t xml:space="preserve">   ↓</w:t>
+      </w:r>
+      <w:r>
+        <w:br/>
+        <w:t>Git</w:t>
+      </w:r>
+      <w:r>
+        <w:br/>
+        <w:t xml:space="preserve">   ↓</w:t>
+      </w:r>
+      <w:r>
+        <w:br/>
+        <w:t>GitHub</w:t>
+      </w:r>
+      <w:r>
+        <w:br/>
+        <w:t xml:space="preserve">   ↓</w:t>
+      </w:r>
+      <w:r>
+        <w:br/>
+        <w:t>Render</w:t>
+      </w:r>
+      <w:r>
+        <w:br/>
+        <w:t xml:space="preserve">   ↓</w:t>
+      </w:r>
+      <w:r>
+        <w:br/>
+        <w:t>Public URL</w:t>
+      </w:r>
+      <w:r>
+        <w:br/>
+      </w:r>
+      <w:r>
+        <w:lastRenderedPageBreak/>
+        <w:t xml:space="preserve">   ↓</w:t>
+      </w:r>
+      <w:r>
+        <w:br/>
+        <w:t>Machine Learning Prediction</w:t>
+      </w:r>
+    </w:p>
+    <w:p>
+      <w:r>
+        <w:t>Run these three commands now and send me the output:</w:t>
+      </w:r>
+    </w:p>
+    <w:p>
+      <w:r>
+        <w:t xml:space="preserve">git </w:t>
+      </w:r>
+      <w:proofErr w:type="gramStart"/>
+      <w:r>
+        <w:t>add .</w:t>
+      </w:r>
+      <w:proofErr w:type="gramEnd"/>
+      <w:r>
+        <w:br/>
+        <w:t>git commit -m "Added Render deployment files"</w:t>
+      </w:r>
+      <w:r>
+        <w:br/>
+        <w:t>git push origin main</w:t>
+      </w:r>
+    </w:p>
+    <w:p>
+      <w:r>
+        <w:t>Then I'll guide you through Render setup screen-by-screen.</w:t>
+      </w:r>
     </w:p>
     <w:p/>
     <w:sectPr>
